--- a/doc/report.docx
+++ b/doc/report.docx
@@ -86,7 +86,7 @@
           <w:rFonts w:hint="eastAsia"/>
           <w:noProof/>
         </w:rPr>
-        <w:t>11.04.2026</w:t>
+        <w:t>12.04.2026</w:t>
       </w:r>
       <w:r>
         <w:fldChar w:fldCharType="end"/>
@@ -480,6 +480,9 @@
       <w:pPr>
         <w:pStyle w:val="Textbody"/>
         <w:jc w:val="left"/>
+        <w:rPr>
+          <w:rFonts w:hint="eastAsia"/>
+        </w:rPr>
       </w:pPr>
       <w:r>
         <w:t>Adres repozytorium GITa:</w:t>
@@ -1260,7 +1263,6 @@
       <w:pPr>
         <w:pStyle w:val="Textbody"/>
         <w:rPr>
-          <w:rFonts w:hint="eastAsia"/>
           <w:color w:val="3333FF"/>
         </w:rPr>
       </w:pPr>
@@ -1270,6 +1272,46 @@
         </w:rPr>
         <w:t>Uwaga: Schemat blokowy to nie jest schemat z Vivado! Nie zawiera on sygnałów, tylko interfejsy. Interfejs oznacza tutaj grupę sygnałów. Schemat blokowy pokazuje moduły składowe, oraz łączące je interfejsy.</w:t>
       </w:r>
+    </w:p>
+    <w:p>
+      <w:pPr>
+        <w:pStyle w:val="Textbody"/>
+        <w:rPr>
+          <w:color w:val="3333FF"/>
+        </w:rPr>
+      </w:pPr>
+      <w:r>
+        <w:rPr>
+          <w:color w:val="3333FF"/>
+        </w:rPr>
+        <w:t xml:space="preserve">Schemat blokowy będzie rozwijany dalej </w:t>
+      </w:r>
+    </w:p>
+    <w:p>
+      <w:pPr>
+        <w:pStyle w:val="Textbody"/>
+        <w:rPr>
+          <w:color w:val="3333FF"/>
+        </w:rPr>
+      </w:pPr>
+      <w:hyperlink r:id="rId8" w:history="1">
+        <w:r>
+          <w:rPr>
+            <w:rStyle w:val="Hyperlink"/>
+            <w:rFonts w:hint="eastAsia"/>
+          </w:rPr>
+          <w:t>https://drive.google.com/file/d/17oKrBdAplq7NJbz_j9_vWXstqO-WTQQa/view?usp=sharing</w:t>
+        </w:r>
+      </w:hyperlink>
+    </w:p>
+    <w:p>
+      <w:pPr>
+        <w:pStyle w:val="Textbody"/>
+        <w:rPr>
+          <w:rFonts w:hint="eastAsia"/>
+          <w:color w:val="3333FF"/>
+        </w:rPr>
+      </w:pPr>
     </w:p>
     <w:p>
       <w:pPr>
@@ -1728,6 +1770,7 @@
               <w:jc w:val="center"/>
             </w:pPr>
             <w:r>
+              <w:lastRenderedPageBreak/>
               <w:t>vga_vs</w:t>
             </w:r>
           </w:p>
@@ -1810,7 +1853,6 @@
       </w:pPr>
       <w:bookmarkStart w:id="11" w:name="__RefHeading___Toc453_832888478"/>
       <w:r>
-        <w:lastRenderedPageBreak/>
         <w:t>Interfejsy</w:t>
       </w:r>
       <w:bookmarkEnd w:id="11"/>
@@ -2189,7 +2231,7 @@
                     <pic:cNvPicPr/>
                   </pic:nvPicPr>
                   <pic:blipFill>
-                    <a:blip r:embed="rId8">
+                    <a:blip r:embed="rId9">
                       <a:lum/>
                       <a:alphaModFix/>
                     </a:blip>
@@ -2550,6 +2592,7 @@
       </w:pPr>
       <w:bookmarkStart w:id="18" w:name="__RefHeading___Toc1319_2642343945"/>
       <w:r>
+        <w:lastRenderedPageBreak/>
         <w:t>Marginesy czasowe</w:t>
       </w:r>
       <w:bookmarkEnd w:id="18"/>
@@ -2574,7 +2617,6 @@
       </w:pPr>
       <w:bookmarkStart w:id="19" w:name="__RefHeading___Toc1249_1436539759"/>
       <w:r>
-        <w:lastRenderedPageBreak/>
         <w:t>Konfiguracja sprzęt</w:t>
       </w:r>
       <w:r>
@@ -2649,7 +2691,7 @@
       </w:r>
     </w:p>
     <w:sectPr>
-      <w:headerReference w:type="default" r:id="rId9"/>
+      <w:headerReference w:type="default" r:id="rId10"/>
       <w:pgSz w:w="11906" w:h="16838"/>
       <w:pgMar w:top="1134" w:right="1134" w:bottom="1134" w:left="1134" w:header="708" w:footer="708" w:gutter="0"/>
       <w:cols w:space="708"/>
@@ -2745,7 +2787,7 @@
         <w:rFonts w:hint="eastAsia"/>
         <w:noProof/>
       </w:rPr>
-      <w:t>11.04.2026</w:t>
+      <w:t>12.04.2026</w:t>
     </w:r>
     <w:r>
       <w:fldChar w:fldCharType="end"/>

--- a/doc/report.docx
+++ b/doc/report.docx
@@ -86,7 +86,7 @@
           <w:rFonts w:hint="eastAsia"/>
           <w:noProof/>
         </w:rPr>
-        <w:t>12.04.2026</w:t>
+        <w:t>24.06.2026</w:t>
       </w:r>
       <w:r>
         <w:fldChar w:fldCharType="end"/>
@@ -496,12 +496,26 @@
           <w:rFonts w:hint="eastAsia"/>
         </w:rPr>
       </w:pPr>
-      <w:r>
-        <w:rPr>
-          <w:rFonts w:hint="eastAsia"/>
-        </w:rPr>
-        <w:t>https://github.com/Macikop/Robaki</w:t>
-      </w:r>
+      <w:hyperlink r:id="rId7" w:history="1">
+        <w:r>
+          <w:rPr>
+            <w:rStyle w:val="Hyperlink"/>
+          </w:rPr>
+          <w:t>https://github.com/Macikop/Ro</w:t>
+        </w:r>
+        <w:r>
+          <w:rPr>
+            <w:rStyle w:val="Hyperlink"/>
+          </w:rPr>
+          <w:t>b</w:t>
+        </w:r>
+        <w:r>
+          <w:rPr>
+            <w:rStyle w:val="Hyperlink"/>
+          </w:rPr>
+          <w:t>aki</w:t>
+        </w:r>
+      </w:hyperlink>
     </w:p>
     <w:p>
       <w:pPr>
@@ -514,7 +528,7 @@
       <w:r>
         <w:t xml:space="preserve">W przypadku repozytorium prywatnego należy zaprosić użytkownika zewnętrznego o adresie mailowym: </w:t>
       </w:r>
-      <w:hyperlink r:id="rId7" w:history="1">
+      <w:hyperlink r:id="rId8" w:history="1">
         <w:r>
           <w:t>kaczmarczyk@agh.edu.pl</w:t>
         </w:r>
@@ -536,14 +550,21 @@
     <w:p>
       <w:pPr>
         <w:pStyle w:val="Textbody"/>
-        <w:rPr>
-          <w:rFonts w:hint="eastAsia"/>
+        <w:jc w:val="left"/>
+        <w:rPr>
+          <w:sz w:val="20"/>
+          <w:szCs w:val="20"/>
+        </w:rPr>
+      </w:pPr>
+      <w:r>
+        <w:rPr>
           <w:i/>
           <w:iCs/>
           <w:sz w:val="20"/>
           <w:szCs w:val="20"/>
         </w:rPr>
-      </w:pPr>
+        <w:t>Skąd się wziął pomysł i co w ramach tego projektu robimy.</w:t>
+      </w:r>
       <w:r>
         <w:rPr>
           <w:i/>
@@ -551,42 +572,8 @@
           <w:sz w:val="20"/>
           <w:szCs w:val="20"/>
         </w:rPr>
-        <w:t>Skąd się wziął pomysł i co w ramach tego projektu robimy.</w:t>
-      </w:r>
-    </w:p>
-    <w:p>
-      <w:pPr>
-        <w:pStyle w:val="Heading1"/>
-        <w:rPr>
-          <w:rFonts w:hint="eastAsia"/>
-        </w:rPr>
-      </w:pPr>
-      <w:bookmarkStart w:id="2" w:name="__RefHeading___Toc377_832888478"/>
-      <w:r>
-        <w:t>Specyfikacja</w:t>
-      </w:r>
-      <w:bookmarkEnd w:id="2"/>
-    </w:p>
-    <w:p>
-      <w:pPr>
-        <w:pStyle w:val="Heading2"/>
-        <w:rPr>
-          <w:rFonts w:hint="eastAsia"/>
-        </w:rPr>
-      </w:pPr>
-      <w:bookmarkStart w:id="3" w:name="__RefHeading___Toc379_832888478"/>
-      <w:r>
-        <w:t>Opis ogólny algorytmu</w:t>
-      </w:r>
-      <w:bookmarkEnd w:id="3"/>
-    </w:p>
-    <w:p>
-      <w:pPr>
-        <w:pStyle w:val="Textbody"/>
-        <w:rPr>
-          <w:rFonts w:hint="eastAsia"/>
-        </w:rPr>
-      </w:pPr>
+        <w:br/>
+      </w:r>
       <w:r>
         <w:rPr>
           <w:i/>
@@ -594,8 +581,181 @@
           <w:sz w:val="20"/>
           <w:szCs w:val="20"/>
         </w:rPr>
-        <w:t>Uproszczony schemat blokowy działania implementowanego algorytmu. Co się dzieje po starcie, jak wygląda przebieg działania, kiedy i pod jakimi warunkami się kończy.</w:t>
-      </w:r>
+        <w:br/>
+      </w:r>
+      <w:r>
+        <w:rPr>
+          <w:sz w:val="20"/>
+          <w:szCs w:val="20"/>
+        </w:rPr>
+        <w:t>Worms to kultowa seria gier. Posiada proste zasady i sprawia wiele radości.</w:t>
+      </w:r>
+      <w:r>
+        <w:rPr>
+          <w:sz w:val="20"/>
+          <w:szCs w:val="20"/>
+        </w:rPr>
+        <w:t xml:space="preserve"> Zdecydowaliśmy się zaimplementować tą grę na FPGA</w:t>
+      </w:r>
+      <w:r>
+        <w:rPr>
+          <w:sz w:val="20"/>
+          <w:szCs w:val="20"/>
+        </w:rPr>
+        <w:t xml:space="preserve">, ponieważ </w:t>
+      </w:r>
+      <w:r>
+        <w:rPr>
+          <w:sz w:val="20"/>
+          <w:szCs w:val="20"/>
+        </w:rPr>
+        <w:br/>
+      </w:r>
+      <w:r>
+        <w:rPr>
+          <w:sz w:val="20"/>
+          <w:szCs w:val="20"/>
+        </w:rPr>
+        <w:br/>
+        <w:t>Założeniem projektu było odtworzenie podstawowych funkcjonalności gry Worms. Każdy gracz posiada po jednym robaku, którym podczas swojej tury może się poruszać oraz oddać jeden strzał.</w:t>
+      </w:r>
+      <w:r>
+        <w:rPr>
+          <w:sz w:val="20"/>
+          <w:szCs w:val="20"/>
+        </w:rPr>
+        <w:t xml:space="preserve"> Każdy z graczy steruje swoim robakiem za pomocą kalwiatury.</w:t>
+      </w:r>
+      <w:r>
+        <w:rPr>
+          <w:sz w:val="20"/>
+          <w:szCs w:val="20"/>
+        </w:rPr>
+        <w:t xml:space="preserve"> </w:t>
+      </w:r>
+      <w:r>
+        <w:rPr>
+          <w:sz w:val="20"/>
+          <w:szCs w:val="20"/>
+        </w:rPr>
+        <w:t>Posik trafiając w teren wybucha</w:t>
+      </w:r>
+      <w:r>
+        <w:rPr>
+          <w:sz w:val="20"/>
+          <w:szCs w:val="20"/>
+        </w:rPr>
+        <w:t>, niszczy teren</w:t>
+      </w:r>
+      <w:r>
+        <w:rPr>
+          <w:sz w:val="20"/>
+          <w:szCs w:val="20"/>
+        </w:rPr>
+        <w:t xml:space="preserve"> i zadaje obrażenia drugiemu robakowi. </w:t>
+      </w:r>
+      <w:r>
+        <w:rPr>
+          <w:sz w:val="20"/>
+          <w:szCs w:val="20"/>
+        </w:rPr>
+        <w:t>Po</w:t>
+      </w:r>
+      <w:r>
+        <w:rPr>
+          <w:sz w:val="20"/>
+          <w:szCs w:val="20"/>
+        </w:rPr>
+        <w:t xml:space="preserve"> </w:t>
+      </w:r>
+      <w:r>
+        <w:rPr>
+          <w:sz w:val="20"/>
+          <w:szCs w:val="20"/>
+        </w:rPr>
+        <w:t>wybuchu pocisku następuje zmana gracza.</w:t>
+      </w:r>
+      <w:r>
+        <w:rPr>
+          <w:sz w:val="20"/>
+          <w:szCs w:val="20"/>
+        </w:rPr>
+        <w:t xml:space="preserve"> Wygrywa gracz, który pierszy zdoła zabić przeciwnego robaka.</w:t>
+      </w:r>
+      <w:r>
+        <w:rPr>
+          <w:sz w:val="20"/>
+          <w:szCs w:val="20"/>
+        </w:rPr>
+        <w:br/>
+      </w:r>
+      <w:r>
+        <w:rPr>
+          <w:sz w:val="20"/>
+          <w:szCs w:val="20"/>
+        </w:rPr>
+        <w:lastRenderedPageBreak/>
+        <w:t>Istnieją dwa tryby rozgrywki: gorące krzesło oraz wielosobowa (za pomoca interfacu UART).</w:t>
+      </w:r>
+      <w:r>
+        <w:rPr>
+          <w:sz w:val="20"/>
+          <w:szCs w:val="20"/>
+        </w:rPr>
+        <w:br/>
+        <w:t xml:space="preserve">Zdecydowaliśmy się dodać odtwarzacz muzyki do projektu, aby uprzyjemniść </w:t>
+      </w:r>
+      <w:r>
+        <w:rPr>
+          <w:sz w:val="20"/>
+          <w:szCs w:val="20"/>
+        </w:rPr>
+        <w:t>rozgrywkę</w:t>
+      </w:r>
+      <w:r>
+        <w:rPr>
+          <w:sz w:val="20"/>
+          <w:szCs w:val="20"/>
+        </w:rPr>
+        <w:t xml:space="preserve">. </w:t>
+      </w:r>
+    </w:p>
+    <w:p>
+      <w:pPr>
+        <w:pStyle w:val="Textbody"/>
+        <w:jc w:val="left"/>
+        <w:rPr>
+          <w:rFonts w:hint="eastAsia"/>
+          <w:sz w:val="20"/>
+          <w:szCs w:val="20"/>
+        </w:rPr>
+      </w:pPr>
+    </w:p>
+    <w:p>
+      <w:pPr>
+        <w:pStyle w:val="Heading1"/>
+        <w:rPr>
+          <w:rFonts w:hint="eastAsia"/>
+        </w:rPr>
+      </w:pPr>
+      <w:bookmarkStart w:id="2" w:name="__RefHeading___Toc377_832888478"/>
+      <w:r>
+        <w:t>Specyfikacja</w:t>
+      </w:r>
+      <w:bookmarkEnd w:id="2"/>
+    </w:p>
+    <w:p>
+      <w:pPr>
+        <w:pStyle w:val="Heading2"/>
+        <w:rPr>
+          <w:rFonts w:hint="eastAsia"/>
+        </w:rPr>
+      </w:pPr>
+      <w:bookmarkStart w:id="3" w:name="__RefHeading___Toc379_832888478"/>
+      <w:r>
+        <w:t>Opis ogólny algorytmu</w:t>
+      </w:r>
+      <w:bookmarkEnd w:id="3"/>
     </w:p>
     <w:p>
       <w:pPr>
@@ -611,19 +771,36 @@
           <w:sz w:val="20"/>
           <w:szCs w:val="20"/>
         </w:rPr>
-        <w:t>Ewentualnie przykładowe screen-shot</w:t>
-      </w:r>
+        <w:t>Uproszczony schemat blokowy działania implementowanego algorytmu. Co się dzieje po starcie, jak wygląda przebieg działania, kiedy i pod jakimi warunkami się kończy.</w:t>
+      </w:r>
+    </w:p>
+    <w:p>
+      <w:pPr>
+        <w:pStyle w:val="Textbody"/>
+        <w:rPr>
+          <w:rFonts w:hint="eastAsia"/>
+        </w:rPr>
+      </w:pPr>
       <w:r>
         <w:rPr>
           <w:i/>
           <w:iCs/>
-        </w:rPr>
-        <w:t xml:space="preserve">y </w:t>
+          <w:sz w:val="20"/>
+          <w:szCs w:val="20"/>
+        </w:rPr>
+        <w:t>Ewentualnie przykładowe screen-shot</w:t>
       </w:r>
       <w:r>
         <w:rPr>
           <w:i/>
           <w:iCs/>
+        </w:rPr>
+        <w:t xml:space="preserve">y </w:t>
+      </w:r>
+      <w:r>
+        <w:rPr>
+          <w:i/>
+          <w:iCs/>
           <w:sz w:val="20"/>
           <w:szCs w:val="20"/>
         </w:rPr>
@@ -639,7 +816,6 @@
       </w:pPr>
       <w:bookmarkStart w:id="4" w:name="__RefHeading___Toc381_832888478"/>
       <w:r>
-        <w:lastRenderedPageBreak/>
         <w:t>Tabela zdarzeń</w:t>
       </w:r>
       <w:bookmarkEnd w:id="4"/>
@@ -1263,6 +1439,7 @@
       <w:pPr>
         <w:pStyle w:val="Textbody"/>
         <w:rPr>
+          <w:rFonts w:hint="eastAsia"/>
           <w:color w:val="3333FF"/>
         </w:rPr>
       </w:pPr>
@@ -1277,6 +1454,7 @@
       <w:pPr>
         <w:pStyle w:val="Textbody"/>
         <w:rPr>
+          <w:rFonts w:hint="eastAsia"/>
           <w:color w:val="3333FF"/>
         </w:rPr>
       </w:pPr>
@@ -1291,16 +1469,31 @@
       <w:pPr>
         <w:pStyle w:val="Textbody"/>
         <w:rPr>
+          <w:rFonts w:hint="eastAsia"/>
           <w:color w:val="3333FF"/>
         </w:rPr>
       </w:pPr>
-      <w:hyperlink r:id="rId8" w:history="1">
+      <w:hyperlink r:id="rId9" w:history="1">
         <w:r>
           <w:rPr>
             <w:rStyle w:val="Hyperlink"/>
             <w:rFonts w:hint="eastAsia"/>
           </w:rPr>
-          <w:t>https://drive.google.com/file/d/17oKrBdAplq7NJbz_j9_vWXstqO-WTQQa/view?usp=sharing</w:t>
+          <w:t>https://drive.google.com/file/d/17oKrBdAplq7NJbz_j</w:t>
+        </w:r>
+        <w:r>
+          <w:rPr>
+            <w:rStyle w:val="Hyperlink"/>
+            <w:rFonts w:hint="eastAsia"/>
+          </w:rPr>
+          <w:t>9</w:t>
+        </w:r>
+        <w:r>
+          <w:rPr>
+            <w:rStyle w:val="Hyperlink"/>
+            <w:rFonts w:hint="eastAsia"/>
+          </w:rPr>
+          <w:t>_vWXstqO-WTQQa/view?usp=sharing</w:t>
         </w:r>
       </w:hyperlink>
     </w:p>
@@ -1425,6 +1618,7 @@
           <w:sz w:val="20"/>
           <w:szCs w:val="20"/>
         </w:rPr>
+        <w:lastRenderedPageBreak/>
         <w:t>nazwa interfejsu stanowi prefiks nazwy sygnałów składowych</w:t>
       </w:r>
     </w:p>
@@ -1770,7 +1964,6 @@
               <w:jc w:val="center"/>
             </w:pPr>
             <w:r>
-              <w:lastRenderedPageBreak/>
               <w:t>vga_vs</w:t>
             </w:r>
           </w:p>
@@ -2148,7 +2341,10 @@
         </w:rPr>
       </w:pPr>
       <w:r>
-        <w:t>Osoba odpowiedzialna: JK</w:t>
+        <w:t xml:space="preserve">Osoba odpowiedzialna: </w:t>
+      </w:r>
+      <w:r>
+        <w:t>KS</w:t>
       </w:r>
     </w:p>
     <w:p>
@@ -2231,7 +2427,7 @@
                     <pic:cNvPicPr/>
                   </pic:nvPicPr>
                   <pic:blipFill>
-                    <a:blip r:embed="rId9">
+                    <a:blip r:embed="rId10">
                       <a:lum/>
                       <a:alphaModFix/>
                     </a:blip>
@@ -2298,6 +2494,7 @@
       </w:pPr>
       <w:bookmarkStart w:id="15" w:name="__RefHeading___Toc1313_2642343945"/>
       <w:r>
+        <w:lastRenderedPageBreak/>
         <w:t>Implementacja</w:t>
       </w:r>
       <w:bookmarkEnd w:id="15"/>
@@ -2592,7 +2789,6 @@
       </w:pPr>
       <w:bookmarkStart w:id="18" w:name="__RefHeading___Toc1319_2642343945"/>
       <w:r>
-        <w:lastRenderedPageBreak/>
         <w:t>Marginesy czasowe</w:t>
       </w:r>
       <w:bookmarkEnd w:id="18"/>
@@ -2691,7 +2887,7 @@
       </w:r>
     </w:p>
     <w:sectPr>
-      <w:headerReference w:type="default" r:id="rId10"/>
+      <w:headerReference w:type="default" r:id="rId11"/>
       <w:pgSz w:w="11906" w:h="16838"/>
       <w:pgMar w:top="1134" w:right="1134" w:bottom="1134" w:left="1134" w:header="708" w:footer="708" w:gutter="0"/>
       <w:cols w:space="708"/>
@@ -2787,14 +2983,14 @@
         <w:rFonts w:hint="eastAsia"/>
         <w:noProof/>
       </w:rPr>
-      <w:t>12.04.2026</w:t>
+      <w:t>24.06.2026</w:t>
     </w:r>
     <w:r>
       <w:fldChar w:fldCharType="end"/>
     </w:r>
     <w:r>
       <w:tab/>
-      <w:t>Raport z projektu, v.1.0.1</w:t>
+      <w:t>Raport z projektu, v.1.0.</w:t>
     </w:r>
     <w:r>
       <w:tab/>
@@ -3875,6 +4071,18 @@
       <w:shd w:val="clear" w:color="auto" w:fill="E1DFDD"/>
     </w:rPr>
   </w:style>
+  <w:style w:type="character" w:styleId="FollowedHyperlink">
+    <w:name w:val="FollowedHyperlink"/>
+    <w:basedOn w:val="DefaultParagraphFont"/>
+    <w:uiPriority w:val="99"/>
+    <w:semiHidden/>
+    <w:unhideWhenUsed/>
+    <w:rsid w:val="00B52077"/>
+    <w:rPr>
+      <w:color w:val="96607D" w:themeColor="followedHyperlink"/>
+      <w:u w:val="single"/>
+    </w:rPr>
+  </w:style>
 </w:styles>
 </file>
 
